--- a/corpus/synthetic/hf-images__009.docx
+++ b/corpus/synthetic/hf-images__009.docx
@@ -26,7 +26,7 @@
             <wp:posOffset>335280</wp:posOffset>
           </wp:positionV>
           <wp:extent cx="381000" cy="377190"/>
-          <wp:wrapNone/>
+          <wp:wrapTopAndBottom/>
           <wp:docPr id="1" name="Logo"/>
           <a:graphic>
             <a:graphicData uri="http://schemas.openxmlformats.org/drawingml/2006/picture">
